--- a/Entrega_Fase2_Grupo14/2_Manuales_Usuario/MU-03_CRM_correo_campana_pipeline_Brayan.docx
+++ b/Entrega_Fase2_Grupo14/2_Manuales_Usuario/MU-03_CRM_correo_campana_pipeline_Brayan.docx
@@ -1625,7 +1625,7 @@
           <w:szCs w:val="18"/>
           <w:rtl w:val="0"/>
         </w:rPr>
-        <w:t xml:space="preserve">Figura __. Docker compose ps con el contenedor rutamoto-mail en ejecución. Elaboración propia.</w:t>
+        <w:t xml:space="preserve">Figura 1. Docker compose ps con el contenedor rutamoto-mail en ejecución. Elaboración propia.</w:t>
       </w:r>
       <w:r>
         <w:rPr>
@@ -1728,7 +1728,7 @@
           <w:szCs w:val="18"/>
           <w:rtl w:val="0"/>
         </w:rPr>
-        <w:t xml:space="preserve">Figura __. Servidor de correo saliente configurado. Elaboración propia.</w:t>
+        <w:t xml:space="preserve">Figura 2. Servidor de correo saliente configurado. Elaboración propia.</w:t>
       </w:r>
       <w:r>
         <w:rPr>
@@ -1831,7 +1831,7 @@
           <w:szCs w:val="18"/>
           <w:rtl w:val="0"/>
         </w:rPr>
-        <w:t xml:space="preserve">Figura __. Mensaje de conexión exitosa. Elaboración propia.</w:t>
+        <w:t xml:space="preserve">Figura 3. Mensaje de conexión exitosa. Elaboración propia.</w:t>
       </w:r>
       <w:r>
         <w:rPr>
@@ -2068,7 +2068,7 @@
           <w:szCs w:val="18"/>
           <w:rtl w:val="0"/>
         </w:rPr>
-        <w:t xml:space="preserve">Figura __. Aplicación Email Marketing instalada. Elaboración propia.</w:t>
+        <w:t xml:space="preserve">Figura 4. Aplicación Email Marketing instalada. Elaboración propia.</w:t>
       </w:r>
       <w:r>
         <w:rPr>
@@ -2305,7 +2305,7 @@
           <w:szCs w:val="18"/>
           <w:rtl w:val="0"/>
         </w:rPr>
-        <w:t xml:space="preserve">Figura __. Plantilla de promoción terminada en el editor. Elaboración propia.</w:t>
+        <w:t xml:space="preserve">Figura 5. Plantilla de promoción terminada en el editor. Elaboración propia.</w:t>
       </w:r>
       <w:r>
         <w:rPr>
@@ -2531,7 +2531,7 @@
           <w:szCs w:val="18"/>
           <w:rtl w:val="0"/>
         </w:rPr>
-        <w:t xml:space="preserve">Figura __. Plantilla de fidelización terminada en el editor. Elaboración propia.</w:t>
+        <w:t xml:space="preserve">Figura 6. Plantilla de fidelización terminada en el editor. Elaboración propia.</w:t>
       </w:r>
       <w:r>
         <w:rPr>
@@ -3114,7 +3114,7 @@
           <w:szCs w:val="18"/>
           <w:rtl w:val="0"/>
         </w:rPr>
-        <w:t xml:space="preserve">Tabla __. Validación de las plantillas. Elaboración propia.</w:t>
+        <w:t xml:space="preserve">Tabla 1. Validación de las plantillas. Elaboración propia.</w:t>
       </w:r>
       <w:r>
         <w:rPr>
@@ -3259,7 +3259,7 @@
           <w:szCs w:val="18"/>
           <w:rtl w:val="0"/>
         </w:rPr>
-        <w:t xml:space="preserve">Figura __. Correo nuevo creado a partir de la plantilla. Elaboración propia.</w:t>
+        <w:t xml:space="preserve">Figura 7. Correo nuevo creado a partir de la plantilla. Elaboración propia.</w:t>
       </w:r>
       <w:r>
         <w:rPr>
@@ -3385,7 +3385,7 @@
           <w:szCs w:val="18"/>
           <w:rtl w:val="0"/>
         </w:rPr>
-        <w:t xml:space="preserve">Figura __. Filtro de destinatarios con el número de contactos del segmento. Elaboración propia.</w:t>
+        <w:t xml:space="preserve">Figura 8. Filtro de destinatarios con el número de contactos del segmento. Elaboración propia.</w:t>
       </w:r>
       <w:r>
         <w:rPr>
@@ -3544,7 +3544,7 @@
           <w:szCs w:val="18"/>
           <w:rtl w:val="0"/>
         </w:rPr>
-        <w:t xml:space="preserve">Figura __. Confirmación del envío. Elaboración propia.</w:t>
+        <w:t xml:space="preserve">Figura 9. Confirmación del envío. Elaboración propia.</w:t>
       </w:r>
       <w:r>
         <w:rPr>
@@ -3670,7 +3670,7 @@
           <w:szCs w:val="18"/>
           <w:rtl w:val="0"/>
         </w:rPr>
-        <w:t xml:space="preserve">Figura __. Estadísticas de la campaña enviada. Elaboración propia.</w:t>
+        <w:t xml:space="preserve">Figura 10. Estadísticas de la campaña enviada. Elaboración propia.</w:t>
       </w:r>
       <w:r>
         <w:rPr>
@@ -3801,7 +3801,7 @@
           <w:szCs w:val="18"/>
           <w:rtl w:val="0"/>
         </w:rPr>
-        <w:t xml:space="preserve">Figura __. Bandeja con los correos de la campaña y uno abierto mostrando el diseño. Elaboración propia.</w:t>
+        <w:t xml:space="preserve">Figura 11. Bandeja con los correos de la campaña y uno abierto mostrando el diseño. Elaboración propia.</w:t>
       </w:r>
       <w:r>
         <w:rPr>
@@ -4153,7 +4153,7 @@
           <w:szCs w:val="18"/>
           <w:rtl w:val="0"/>
         </w:rPr>
-        <w:t xml:space="preserve">Tabla __. Validación de la campaña. Elaboración propia.</w:t>
+        <w:t xml:space="preserve">Tabla 2. Validación de la campaña. Elaboración propia.</w:t>
       </w:r>
       <w:r>
         <w:rPr>
@@ -4292,7 +4292,7 @@
           <w:szCs w:val="18"/>
           <w:rtl w:val="0"/>
         </w:rPr>
-        <w:t xml:space="preserve">Figura __. Pipeline con las cinco etapas de RutaMoto. Elaboración propia.</w:t>
+        <w:t xml:space="preserve">Figura 12. Pipeline con las cinco etapas de RutaMoto. Elaboración propia.</w:t>
       </w:r>
       <w:r>
         <w:rPr>
@@ -4429,7 +4429,7 @@
           <w:szCs w:val="18"/>
           <w:rtl w:val="0"/>
         </w:rPr>
-        <w:t xml:space="preserve">Figura __. Las cinco oportunidades repartidas en distintas etapas. Elaboración propia.</w:t>
+        <w:t xml:space="preserve">Figura 13. Las cinco oportunidades repartidas en distintas etapas. Elaboración propia.</w:t>
       </w:r>
       <w:r>
         <w:rPr>
@@ -4566,7 +4566,7 @@
           <w:szCs w:val="18"/>
           <w:rtl w:val="0"/>
         </w:rPr>
-        <w:t xml:space="preserve">Figura __. Tarjeta en la etapa Ganado. Elaboración propia.</w:t>
+        <w:t xml:space="preserve">Figura 14. Tarjeta en la etapa Ganado. Elaboración propia.</w:t>
       </w:r>
       <w:r>
         <w:rPr>
@@ -4703,7 +4703,7 @@
           <w:szCs w:val="18"/>
           <w:rtl w:val="0"/>
         </w:rPr>
-        <w:t xml:space="preserve">Figura __. Historial de la oportunidad con los cambios de etapa. Elaboración propia.</w:t>
+        <w:t xml:space="preserve">Figura 15. Historial de la oportunidad con los cambios de etapa. Elaboración propia.</w:t>
       </w:r>
       <w:r>
         <w:rPr>
@@ -5251,7 +5251,7 @@
           <w:szCs w:val="18"/>
           <w:rtl w:val="0"/>
         </w:rPr>
-        <w:t xml:space="preserve">Tabla __. Validación del pipeline. Elaboración propia.</w:t>
+        <w:t xml:space="preserve">Tabla 3. Validación del pipeline. Elaboración propia.</w:t>
       </w:r>
       <w:r>
         <w:rPr>

--- a/Entrega_Fase2_Grupo14/2_Manuales_Usuario/MU-03_CRM_correo_campana_pipeline_Brayan.docx
+++ b/Entrega_Fase2_Grupo14/2_Manuales_Usuario/MU-03_CRM_correo_campana_pipeline_Brayan.docx
@@ -996,7 +996,7 @@
             </w:rPr>
             <w:t xml:space="preserve">Servidor de correo saliente</w:t>
             <w:tab/>
-            <w:t xml:space="preserve">4</w:t>
+            <w:t xml:space="preserve">2</w:t>
           </w:r>
           <w:r>
             <w:fldChar w:fldCharType="end"/>
@@ -1110,7 +1110,7 @@
             </w:rPr>
             <w:t xml:space="preserve">Plantillas de correo</w:t>
             <w:tab/>
-            <w:t xml:space="preserve">5</w:t>
+            <w:t xml:space="preserve">4</w:t>
           </w:r>
           <w:r>
             <w:fldChar w:fldCharType="end"/>
@@ -1338,7 +1338,7 @@
             </w:rPr>
             <w:t xml:space="preserve">Pipeline de ventas</w:t>
             <w:tab/>
-            <w:t xml:space="preserve">9</w:t>
+            <w:t xml:space="preserve">10</w:t>
           </w:r>
           <w:r>
             <w:fldChar w:fldCharType="end"/>
@@ -1559,12 +1559,6 @@
     <w:p>
       <w:pPr>
         <w:keepNext w:val="1"/>
-        <w:pBdr>
-          <w:top w:color="a6a6a6" w:space="18" w:sz="6" w:val="dashed"/>
-          <w:left w:color="a6a6a6" w:space="18" w:sz="6" w:val="dashed"/>
-          <w:bottom w:color="a6a6a6" w:space="18" w:sz="6" w:val="dashed"/>
-          <w:right w:color="a6a6a6" w:space="18" w:sz="6" w:val="dashed"/>
-        </w:pBdr>
         <w:spacing w:after="0" w:before="120" w:lineRule="auto"/>
         <w:jc w:val="center"/>
         <w:rPr/>
@@ -1656,12 +1650,6 @@
     <w:p>
       <w:pPr>
         <w:keepNext w:val="1"/>
-        <w:pBdr>
-          <w:top w:color="a6a6a6" w:space="18" w:sz="6" w:val="dashed"/>
-          <w:left w:color="a6a6a6" w:space="18" w:sz="6" w:val="dashed"/>
-          <w:bottom w:color="a6a6a6" w:space="18" w:sz="6" w:val="dashed"/>
-          <w:right w:color="a6a6a6" w:space="18" w:sz="6" w:val="dashed"/>
-        </w:pBdr>
         <w:spacing w:after="0" w:before="120" w:lineRule="auto"/>
         <w:jc w:val="center"/>
         <w:rPr/>
@@ -1759,12 +1747,6 @@
     <w:p>
       <w:pPr>
         <w:keepNext w:val="1"/>
-        <w:pBdr>
-          <w:top w:color="a6a6a6" w:space="18" w:sz="6" w:val="dashed"/>
-          <w:left w:color="a6a6a6" w:space="18" w:sz="6" w:val="dashed"/>
-          <w:bottom w:color="a6a6a6" w:space="18" w:sz="6" w:val="dashed"/>
-          <w:right w:color="a6a6a6" w:space="18" w:sz="6" w:val="dashed"/>
-        </w:pBdr>
         <w:spacing w:after="0" w:before="120" w:lineRule="auto"/>
         <w:jc w:val="center"/>
         <w:rPr/>
@@ -1862,12 +1844,6 @@
     <w:p>
       <w:pPr>
         <w:keepNext w:val="1"/>
-        <w:pBdr>
-          <w:top w:color="a6a6a6" w:space="18" w:sz="6" w:val="dashed"/>
-          <w:left w:color="a6a6a6" w:space="18" w:sz="6" w:val="dashed"/>
-          <w:bottom w:color="a6a6a6" w:space="18" w:sz="6" w:val="dashed"/>
-          <w:right w:color="a6a6a6" w:space="18" w:sz="6" w:val="dashed"/>
-        </w:pBdr>
         <w:spacing w:after="0" w:before="120" w:lineRule="auto"/>
         <w:jc w:val="center"/>
         <w:rPr/>
@@ -1985,23 +1961,12 @@
           <w:szCs w:val="20"/>
           <w:rtl w:val="0"/>
         </w:rPr>
-        <w:t xml:space="preserve">Aplicaciones › buscar «Email Marketing» › Activar.  Verificá el nombre exacto que muestra tu pantalla y escribí el paso con tus palabras en la línea de abajo.</w:t>
-      </w:r>
-      <w:r>
-        <w:rPr>
-          <w:rtl w:val="0"/>
-        </w:rPr>
-      </w:r>
-    </w:p>
-    <w:p>
-      <w:pPr>
-        <w:keepNext w:val="1"/>
-        <w:pBdr>
-          <w:top w:color="a6a6a6" w:space="18" w:sz="6" w:val="dashed"/>
-          <w:left w:color="a6a6a6" w:space="18" w:sz="6" w:val="dashed"/>
-          <w:bottom w:color="a6a6a6" w:space="18" w:sz="6" w:val="dashed"/>
-          <w:right w:color="a6a6a6" w:space="18" w:sz="6" w:val="dashed"/>
-        </w:pBdr>
+        <w:t>Aplicaciones › buscar «Email Marketing» › Activar.</w:t>
+      </w:r>
+    </w:p>
+    <w:p>
+      <w:pPr>
+        <w:keepNext w:val="1"/>
         <w:spacing w:after="0" w:before="120" w:lineRule="auto"/>
         <w:jc w:val="center"/>
         <w:rPr/>
@@ -2233,12 +2198,6 @@
     <w:p>
       <w:pPr>
         <w:keepNext w:val="1"/>
-        <w:pBdr>
-          <w:top w:color="a6a6a6" w:space="18" w:sz="6" w:val="dashed"/>
-          <w:left w:color="a6a6a6" w:space="18" w:sz="6" w:val="dashed"/>
-          <w:bottom w:color="a6a6a6" w:space="18" w:sz="6" w:val="dashed"/>
-          <w:right w:color="a6a6a6" w:space="18" w:sz="6" w:val="dashed"/>
-        </w:pBdr>
         <w:spacing w:after="0" w:before="120" w:lineRule="auto"/>
         <w:jc w:val="center"/>
         <w:rPr/>
@@ -2348,12 +2307,7 @@
           <w:szCs w:val="20"/>
           <w:rtl w:val="0"/>
         </w:rPr>
-        <w:t xml:space="preserve">En Odoo 18 el correo se marca como plantilla (estrella de favoritos o «Añadir a plantillas», según tu versión).  Verificá el nombre exacto que muestra tu pantalla y escribí el paso con tus palabras en la línea de abajo.</w:t>
-      </w:r>
-      <w:r>
-        <w:rPr>
-          <w:rtl w:val="0"/>
-        </w:rPr>
+        <w:t>En Odoo 18 el correo se marca como plantilla (estrella de favoritos o «Añadir a plantillas», según la versión).</w:t>
       </w:r>
     </w:p>
     <w:p>
@@ -2465,12 +2419,6 @@
     <w:p>
       <w:pPr>
         <w:keepNext w:val="1"/>
-        <w:pBdr>
-          <w:top w:color="a6a6a6" w:space="18" w:sz="6" w:val="dashed"/>
-          <w:left w:color="a6a6a6" w:space="18" w:sz="6" w:val="dashed"/>
-          <w:bottom w:color="a6a6a6" w:space="18" w:sz="6" w:val="dashed"/>
-          <w:right w:color="a6a6a6" w:space="18" w:sz="6" w:val="dashed"/>
-        </w:pBdr>
         <w:spacing w:after="0" w:before="120" w:lineRule="auto"/>
         <w:jc w:val="center"/>
         <w:rPr/>
@@ -3187,12 +3135,6 @@
     <w:p>
       <w:pPr>
         <w:keepNext w:val="1"/>
-        <w:pBdr>
-          <w:top w:color="a6a6a6" w:space="18" w:sz="6" w:val="dashed"/>
-          <w:left w:color="a6a6a6" w:space="18" w:sz="6" w:val="dashed"/>
-          <w:bottom w:color="a6a6a6" w:space="18" w:sz="6" w:val="dashed"/>
-          <w:right w:color="a6a6a6" w:space="18" w:sz="6" w:val="dashed"/>
-        </w:pBdr>
         <w:spacing w:after="0" w:before="120" w:lineRule="auto"/>
         <w:jc w:val="center"/>
         <w:rPr/>
@@ -3302,23 +3244,12 @@
           <w:szCs w:val="20"/>
           <w:rtl w:val="0"/>
         </w:rPr>
-        <w:t xml:space="preserve">Ruta sugerida: campo Destinatarios: Contacto; filtro Etiquetas contiene «Repartidor» (el consumible recurrente es su compra). Odoo muestra cuántos destinatarios quedan.  </w:t>
-      </w:r>
-      <w:r>
-        <w:rPr>
-          <w:rtl w:val="0"/>
-        </w:rPr>
-      </w:r>
-    </w:p>
-    <w:p>
-      <w:pPr>
-        <w:keepNext w:val="1"/>
-        <w:pBdr>
-          <w:top w:color="a6a6a6" w:space="18" w:sz="6" w:val="dashed"/>
-          <w:left w:color="a6a6a6" w:space="18" w:sz="6" w:val="dashed"/>
-          <w:bottom w:color="a6a6a6" w:space="18" w:sz="6" w:val="dashed"/>
-          <w:right w:color="a6a6a6" w:space="18" w:sz="6" w:val="dashed"/>
-        </w:pBdr>
+        <w:t>Ruta: campo Destinatarios: Contacto; filtro Etiquetas contiene «Repartidor» (el consumible recurrente es su compra). Odoo muestra cuántos destinatarios quedan.</w:t>
+      </w:r>
+    </w:p>
+    <w:p>
+      <w:pPr>
+        <w:keepNext w:val="1"/>
         <w:spacing w:after="0" w:before="120" w:lineRule="auto"/>
         <w:jc w:val="center"/>
         <w:rPr/>
@@ -3450,34 +3381,23 @@
           <w:szCs w:val="20"/>
           <w:rtl w:val="0"/>
         </w:rPr>
-        <w:t xml:space="preserve">Ruta sugerida: botón Enviar (o Programar y luego Enviar ahora).  Verificá el nombre exacto que muestra tu pantalla y escribí el paso con tus palabras en la línea de abajo.</w:t>
-      </w:r>
-      <w:r>
-        <w:rPr>
-          <w:rtl w:val="0"/>
-        </w:rPr>
-      </w:r>
-    </w:p>
-    <w:p>
-      <w:pPr>
-        <w:keepNext w:val="1"/>
-        <w:rPr/>
-      </w:pPr>
-      <w:r>
-        <w:rPr>
-          <w:rtl w:val="0"/>
-        </w:rPr>
-      </w:r>
-    </w:p>
-    <w:p>
-      <w:pPr>
-        <w:keepNext w:val="1"/>
-        <w:pBdr>
-          <w:top w:color="a6a6a6" w:space="18" w:sz="6" w:val="dashed"/>
-          <w:left w:color="a6a6a6" w:space="18" w:sz="6" w:val="dashed"/>
-          <w:bottom w:color="a6a6a6" w:space="18" w:sz="6" w:val="dashed"/>
-          <w:right w:color="a6a6a6" w:space="18" w:sz="6" w:val="dashed"/>
-        </w:pBdr>
+        <w:t>Ruta: botón Enviar (o Programar y luego Enviar ahora).</w:t>
+      </w:r>
+    </w:p>
+    <w:p>
+      <w:pPr>
+        <w:keepNext w:val="1"/>
+        <w:rPr/>
+      </w:pPr>
+      <w:r>
+        <w:rPr>
+          <w:rtl w:val="0"/>
+        </w:rPr>
+      </w:r>
+    </w:p>
+    <w:p>
+      <w:pPr>
+        <w:keepNext w:val="1"/>
         <w:spacing w:after="0" w:before="120" w:lineRule="auto"/>
         <w:jc w:val="center"/>
         <w:rPr/>
@@ -3587,23 +3507,12 @@
           <w:szCs w:val="20"/>
           <w:rtl w:val="0"/>
         </w:rPr>
-        <w:t xml:space="preserve">ir a Email Marketing › la campaña › pestaña o botones de estadísticas (enviados, entregados, rebotados).  Verificá el nombre exacto que muestra tu pantalla.</w:t>
-      </w:r>
-      <w:r>
-        <w:rPr>
-          <w:rtl w:val="0"/>
-        </w:rPr>
-      </w:r>
-    </w:p>
-    <w:p>
-      <w:pPr>
-        <w:keepNext w:val="1"/>
-        <w:pBdr>
-          <w:top w:color="a6a6a6" w:space="18" w:sz="6" w:val="dashed"/>
-          <w:left w:color="a6a6a6" w:space="18" w:sz="6" w:val="dashed"/>
-          <w:bottom w:color="a6a6a6" w:space="18" w:sz="6" w:val="dashed"/>
-          <w:right w:color="a6a6a6" w:space="18" w:sz="6" w:val="dashed"/>
-        </w:pBdr>
+        <w:t>ir a Email Marketing › la campaña › pestaña o botones de estadísticas (enviados, entregados, rebotados).</w:t>
+      </w:r>
+    </w:p>
+    <w:p>
+      <w:pPr>
+        <w:keepNext w:val="1"/>
         <w:spacing w:after="0" w:before="120" w:lineRule="auto"/>
         <w:jc w:val="center"/>
         <w:rPr/>
@@ -3735,12 +3644,6 @@
     <w:p>
       <w:pPr>
         <w:keepNext w:val="1"/>
-        <w:pBdr>
-          <w:top w:color="a6a6a6" w:space="18" w:sz="6" w:val="dashed"/>
-          <w:left w:color="a6a6a6" w:space="18" w:sz="6" w:val="dashed"/>
-          <w:bottom w:color="a6a6a6" w:space="18" w:sz="6" w:val="dashed"/>
-          <w:right w:color="a6a6a6" w:space="18" w:sz="6" w:val="dashed"/>
-        </w:pBdr>
         <w:spacing w:after="0" w:before="120" w:lineRule="auto"/>
         <w:jc w:val="center"/>
         <w:rPr/>
@@ -4226,12 +4129,6 @@
     <w:p>
       <w:pPr>
         <w:keepNext w:val="1"/>
-        <w:pBdr>
-          <w:top w:color="a6a6a6" w:space="18" w:sz="6" w:val="dashed"/>
-          <w:left w:color="a6a6a6" w:space="18" w:sz="6" w:val="dashed"/>
-          <w:bottom w:color="a6a6a6" w:space="18" w:sz="6" w:val="dashed"/>
-          <w:right w:color="a6a6a6" w:space="18" w:sz="6" w:val="dashed"/>
-        </w:pBdr>
         <w:spacing w:after="0" w:before="120" w:lineRule="auto"/>
         <w:jc w:val="center"/>
         <w:rPr/>
@@ -4335,34 +4232,23 @@
           <w:szCs w:val="20"/>
           <w:rtl w:val="0"/>
         </w:rPr>
-        <w:t xml:space="preserve">Ruta sugerida: botón Nuevo en el pipeline. Cliente, ingreso esperado, etiqueta. Sugeridas: Taller Moto Express Zona 7, Moto Servicio La Florida, Taller Hermanos Cutzal, Centro de Servicio Motoaventura y Mónica Isabel Arévalo Soto (entusiasta). </w:t>
-      </w:r>
-      <w:r>
-        <w:rPr>
-          <w:rtl w:val="0"/>
-        </w:rPr>
-      </w:r>
-    </w:p>
-    <w:p>
-      <w:pPr>
-        <w:keepNext w:val="1"/>
-        <w:rPr/>
-      </w:pPr>
-      <w:r>
-        <w:rPr>
-          <w:rtl w:val="0"/>
-        </w:rPr>
-      </w:r>
-    </w:p>
-    <w:p>
-      <w:pPr>
-        <w:keepNext w:val="1"/>
-        <w:pBdr>
-          <w:top w:color="a6a6a6" w:space="18" w:sz="6" w:val="dashed"/>
-          <w:left w:color="a6a6a6" w:space="18" w:sz="6" w:val="dashed"/>
-          <w:bottom w:color="a6a6a6" w:space="18" w:sz="6" w:val="dashed"/>
-          <w:right w:color="a6a6a6" w:space="18" w:sz="6" w:val="dashed"/>
-        </w:pBdr>
+        <w:t>Ruta: botón Nuevo en el pipeline. Cliente, ingreso esperado, etiqueta. Sugeridas: Taller Moto Express Zona 7, Moto Servicio La Florida, Taller Hermanos Cutzal, Centro de Servicio Motoaventura y Mónica Isabel Arévalo Soto (entusiasta).</w:t>
+      </w:r>
+    </w:p>
+    <w:p>
+      <w:pPr>
+        <w:keepNext w:val="1"/>
+        <w:rPr/>
+      </w:pPr>
+      <w:r>
+        <w:rPr>
+          <w:rtl w:val="0"/>
+        </w:rPr>
+      </w:r>
+    </w:p>
+    <w:p>
+      <w:pPr>
+        <w:keepNext w:val="1"/>
         <w:spacing w:after="0" w:before="120" w:lineRule="auto"/>
         <w:jc w:val="center"/>
         <w:rPr/>
@@ -4472,34 +4358,23 @@
           <w:szCs w:val="20"/>
           <w:rtl w:val="0"/>
         </w:rPr>
-        <w:t xml:space="preserve">Ruta sugerida: arrastrar la tarjeta de Taller Moto Express Zona 7 de Nuevo lead a Ganado, una etapa a la vez. En «Cotización enviada», botón Nueva cotización: queda ligada a Ventas.  Verificá el nombre exacto que muestra tu pantalla y escribí el paso con tus palabras en la línea de abajo.</w:t>
-      </w:r>
-      <w:r>
-        <w:rPr>
-          <w:rtl w:val="0"/>
-        </w:rPr>
-      </w:r>
-    </w:p>
-    <w:p>
-      <w:pPr>
-        <w:keepNext w:val="1"/>
-        <w:rPr/>
-      </w:pPr>
-      <w:r>
-        <w:rPr>
-          <w:rtl w:val="0"/>
-        </w:rPr>
-      </w:r>
-    </w:p>
-    <w:p>
-      <w:pPr>
-        <w:keepNext w:val="1"/>
-        <w:pBdr>
-          <w:top w:color="a6a6a6" w:space="18" w:sz="6" w:val="dashed"/>
-          <w:left w:color="a6a6a6" w:space="18" w:sz="6" w:val="dashed"/>
-          <w:bottom w:color="a6a6a6" w:space="18" w:sz="6" w:val="dashed"/>
-          <w:right w:color="a6a6a6" w:space="18" w:sz="6" w:val="dashed"/>
-        </w:pBdr>
+        <w:t>Ruta: arrastrar la tarjeta de Taller Moto Express Zona 7 de Nuevo lead a Ganado, una etapa a la vez. En «Cotización enviada», botón Nueva cotización: queda ligada a Ventas.</w:t>
+      </w:r>
+    </w:p>
+    <w:p>
+      <w:pPr>
+        <w:keepNext w:val="1"/>
+        <w:rPr/>
+      </w:pPr>
+      <w:r>
+        <w:rPr>
+          <w:rtl w:val="0"/>
+        </w:rPr>
+      </w:r>
+    </w:p>
+    <w:p>
+      <w:pPr>
+        <w:keepNext w:val="1"/>
         <w:spacing w:after="0" w:before="120" w:lineRule="auto"/>
         <w:jc w:val="center"/>
         <w:rPr/>
@@ -4609,34 +4484,23 @@
           <w:szCs w:val="20"/>
           <w:rtl w:val="0"/>
         </w:rPr>
-        <w:t xml:space="preserve">Ruta sugerida: abrir la oportunidad ganada › historial (chatter) con cada cambio de etapa, fecha y usuario.  Verificá el nombre exacto que muestra tu pantalla y escribí el paso con tus palabras en la línea de abajo.</w:t>
-      </w:r>
-      <w:r>
-        <w:rPr>
-          <w:rtl w:val="0"/>
-        </w:rPr>
-      </w:r>
-    </w:p>
-    <w:p>
-      <w:pPr>
-        <w:keepNext w:val="1"/>
-        <w:rPr/>
-      </w:pPr>
-      <w:r>
-        <w:rPr>
-          <w:rtl w:val="0"/>
-        </w:rPr>
-      </w:r>
-    </w:p>
-    <w:p>
-      <w:pPr>
-        <w:keepNext w:val="1"/>
-        <w:pBdr>
-          <w:top w:color="a6a6a6" w:space="18" w:sz="6" w:val="dashed"/>
-          <w:left w:color="a6a6a6" w:space="18" w:sz="6" w:val="dashed"/>
-          <w:bottom w:color="a6a6a6" w:space="18" w:sz="6" w:val="dashed"/>
-          <w:right w:color="a6a6a6" w:space="18" w:sz="6" w:val="dashed"/>
-        </w:pBdr>
+        <w:t>Ruta: abrir la oportunidad ganada › historial (chatter) con cada cambio de etapa, fecha y usuario.</w:t>
+      </w:r>
+    </w:p>
+    <w:p>
+      <w:pPr>
+        <w:keepNext w:val="1"/>
+        <w:rPr/>
+      </w:pPr>
+      <w:r>
+        <w:rPr>
+          <w:rtl w:val="0"/>
+        </w:rPr>
+      </w:r>
+    </w:p>
+    <w:p>
+      <w:pPr>
+        <w:keepNext w:val="1"/>
         <w:spacing w:after="0" w:before="120" w:lineRule="auto"/>
         <w:jc w:val="center"/>
         <w:rPr/>

--- a/Entrega_Fase2_Grupo14/2_Manuales_Usuario/MU-03_CRM_correo_campana_pipeline_Brayan.docx
+++ b/Entrega_Fase2_Grupo14/2_Manuales_Usuario/MU-03_CRM_correo_campana_pipeline_Brayan.docx
@@ -1110,7 +1110,7 @@
             </w:rPr>
             <w:t xml:space="preserve">Plantillas de correo</w:t>
             <w:tab/>
-            <w:t xml:space="preserve">4</w:t>
+            <w:t xml:space="preserve">3</w:t>
           </w:r>
           <w:r>
             <w:fldChar w:fldCharType="end"/>
@@ -1224,7 +1224,7 @@
             </w:rPr>
             <w:t xml:space="preserve">Campaña segmentada</w:t>
             <w:tab/>
-            <w:t xml:space="preserve">7</w:t>
+            <w:t xml:space="preserve">6</w:t>
           </w:r>
           <w:r>
             <w:fldChar w:fldCharType="end"/>
@@ -1338,7 +1338,7 @@
             </w:rPr>
             <w:t xml:space="preserve">Pipeline de ventas</w:t>
             <w:tab/>
-            <w:t xml:space="preserve">10</w:t>
+            <w:t xml:space="preserve">9</w:t>
           </w:r>
           <w:r>
             <w:fldChar w:fldCharType="end"/>
@@ -1452,7 +1452,7 @@
             </w:rPr>
             <w:t xml:space="preserve">Problemas encontrados y cómo se resolvieron</w:t>
             <w:tab/>
-            <w:t xml:space="preserve">10</w:t>
+            <w:t xml:space="preserve">9</w:t>
           </w:r>
           <w:r>
             <w:fldChar w:fldCharType="end"/>
@@ -1649,79 +1649,14 @@
     </w:p>
     <w:p>
       <w:pPr>
-        <w:keepNext w:val="1"/>
-        <w:spacing w:after="0" w:before="120" w:lineRule="auto"/>
-        <w:jc w:val="center"/>
-        <w:rPr/>
-      </w:pPr>
-      <w:r>
-        <w:rPr>
-          <w:i w:val="1"/>
-          <w:iCs w:val="1"/>
-          <w:color w:val="808080"/>
-          <w:sz w:val="20"/>
-          <w:szCs w:val="20"/>
-        </w:rPr>
-        <w:drawing>
-          <wp:inline distB="114300" distT="114300" distL="114300" distR="114300">
-            <wp:extent cx="4793733" cy="2695409"/>
-            <wp:effectExtent b="0" l="0" r="0" t="0"/>
-            <wp:docPr id="11" name="image20.png"/>
-            <a:graphic>
-              <a:graphicData uri="http://schemas.openxmlformats.org/drawingml/2006/picture">
-                <pic:pic>
-                  <pic:nvPicPr>
-                    <pic:cNvPr id="0" name="image20.png"/>
-                    <pic:cNvPicPr preferRelativeResize="0"/>
-                  </pic:nvPicPr>
-                  <pic:blipFill>
-                    <a:blip r:embed="rId9"/>
-                    <a:srcRect b="0" l="0" r="0" t="0"/>
-                    <a:stretch>
-                      <a:fillRect/>
-                    </a:stretch>
-                  </pic:blipFill>
-                  <pic:spPr>
-                    <a:xfrm>
-                      <a:off x="0" y="0"/>
-                      <a:ext cx="4793733" cy="2695409"/>
-                    </a:xfrm>
-                    <a:prstGeom prst="rect"/>
-                    <a:ln/>
-                  </pic:spPr>
-                </pic:pic>
-              </a:graphicData>
-            </a:graphic>
-          </wp:inline>
-        </w:drawing>
-      </w:r>
-      <w:r>
-        <w:rPr>
-          <w:rtl w:val="0"/>
-        </w:rPr>
-      </w:r>
-    </w:p>
-    <w:p>
-      <w:pPr>
-        <w:spacing w:before="80" w:lineRule="auto"/>
-        <w:jc w:val="center"/>
-        <w:rPr/>
-      </w:pPr>
-      <w:r>
-        <w:rPr>
-          <w:i w:val="1"/>
-          <w:iCs w:val="1"/>
-          <w:color w:val="808080"/>
-          <w:sz w:val="18"/>
-          <w:szCs w:val="18"/>
-          <w:rtl w:val="0"/>
-        </w:rPr>
-        <w:t xml:space="preserve">Figura 2. Servidor de correo saliente configurado. Elaboración propia.</w:t>
-      </w:r>
-      <w:r>
-        <w:rPr>
-          <w:rtl w:val="0"/>
-        </w:rPr>
+        <w:spacing w:after="120"/>
+      </w:pPr>
+      <w:r>
+        <w:rPr>
+          <w:sz w:val="22"/>
+          <w:szCs w:val="22"/>
+        </w:rPr>
+        <w:t>El servidor se registró con el nombre mailpit, el servidor SMTP mailpit y el puerto 1025, sin cifrado de conexión. La ficha completa se ve en la captura del paso 3.</w:t>
       </w:r>
     </w:p>
     <w:p>
@@ -1813,7 +1748,7 @@
           <w:szCs w:val="18"/>
           <w:rtl w:val="0"/>
         </w:rPr>
-        <w:t xml:space="preserve">Figura 3. Mensaje de conexión exitosa. Elaboración propia.</w:t>
+        <w:t xml:space="preserve">Figura 2. Servidor de correo saliente configurado y mensaje de conexión exitosa. Elaboración propia.</w:t>
       </w:r>
       <w:r>
         <w:rPr>
@@ -2033,7 +1968,7 @@
           <w:szCs w:val="18"/>
           <w:rtl w:val="0"/>
         </w:rPr>
-        <w:t xml:space="preserve">Figura 4. Aplicación Email Marketing instalada. Elaboración propia.</w:t>
+        <w:t xml:space="preserve">Figura 3. Aplicación Email Marketing instalada. Elaboración propia.</w:t>
       </w:r>
       <w:r>
         <w:rPr>
@@ -2264,7 +2199,7 @@
           <w:szCs w:val="18"/>
           <w:rtl w:val="0"/>
         </w:rPr>
-        <w:t xml:space="preserve">Figura 5. Plantilla de promoción terminada en el editor. Elaboración propia.</w:t>
+        <w:t xml:space="preserve">Figura 4. Plantilla de promoción terminada en el editor. Elaboración propia.</w:t>
       </w:r>
       <w:r>
         <w:rPr>
@@ -2479,7 +2414,7 @@
           <w:szCs w:val="18"/>
           <w:rtl w:val="0"/>
         </w:rPr>
-        <w:t xml:space="preserve">Figura 6. Plantilla de fidelización terminada en el editor. Elaboración propia.</w:t>
+        <w:t xml:space="preserve">Figura 5. Plantilla de fidelización terminada en el editor. Elaboración propia.</w:t>
       </w:r>
       <w:r>
         <w:rPr>
@@ -3201,7 +3136,7 @@
           <w:szCs w:val="18"/>
           <w:rtl w:val="0"/>
         </w:rPr>
-        <w:t xml:space="preserve">Figura 7. Correo nuevo creado a partir de la plantilla. Elaboración propia.</w:t>
+        <w:t xml:space="preserve">Figura 6. Correo nuevo creado a partir de la plantilla. Elaboración propia.</w:t>
       </w:r>
       <w:r>
         <w:rPr>
@@ -3316,7 +3251,7 @@
           <w:szCs w:val="18"/>
           <w:rtl w:val="0"/>
         </w:rPr>
-        <w:t xml:space="preserve">Figura 8. Filtro de destinatarios con el número de contactos del segmento. Elaboración propia.</w:t>
+        <w:t xml:space="preserve">Figura 7. Filtro de destinatarios con el número de contactos del segmento. Elaboración propia.</w:t>
       </w:r>
       <w:r>
         <w:rPr>
@@ -3464,7 +3399,7 @@
           <w:szCs w:val="18"/>
           <w:rtl w:val="0"/>
         </w:rPr>
-        <w:t xml:space="preserve">Figura 9. Confirmación del envío. Elaboración propia.</w:t>
+        <w:t xml:space="preserve">Figura 8. Confirmación del envío. Elaboración propia.</w:t>
       </w:r>
       <w:r>
         <w:rPr>
@@ -3579,7 +3514,7 @@
           <w:szCs w:val="18"/>
           <w:rtl w:val="0"/>
         </w:rPr>
-        <w:t xml:space="preserve">Figura 10. Estadísticas de la campaña enviada. Elaboración propia.</w:t>
+        <w:t xml:space="preserve">Figura 9. Estadísticas de la campaña enviada. Elaboración propia.</w:t>
       </w:r>
       <w:r>
         <w:rPr>
@@ -3704,7 +3639,7 @@
           <w:szCs w:val="18"/>
           <w:rtl w:val="0"/>
         </w:rPr>
-        <w:t xml:space="preserve">Figura 11. Bandeja con los correos de la campaña y uno abierto mostrando el diseño. Elaboración propia.</w:t>
+        <w:t xml:space="preserve">Figura 10. Bandeja con los correos de la campaña y uno abierto mostrando el diseño. Elaboración propia.</w:t>
       </w:r>
       <w:r>
         <w:rPr>
@@ -4189,7 +4124,7 @@
           <w:szCs w:val="18"/>
           <w:rtl w:val="0"/>
         </w:rPr>
-        <w:t xml:space="preserve">Figura 12. Pipeline con las cinco etapas de RutaMoto. Elaboración propia.</w:t>
+        <w:t xml:space="preserve">Figura 11. Pipeline con las cinco etapas de RutaMoto. Elaboración propia.</w:t>
       </w:r>
       <w:r>
         <w:rPr>
@@ -4315,7 +4250,7 @@
           <w:szCs w:val="18"/>
           <w:rtl w:val="0"/>
         </w:rPr>
-        <w:t xml:space="preserve">Figura 13. Las cinco oportunidades repartidas en distintas etapas. Elaboración propia.</w:t>
+        <w:t xml:space="preserve">Figura 12. Las cinco oportunidades repartidas en distintas etapas. Elaboración propia.</w:t>
       </w:r>
       <w:r>
         <w:rPr>
@@ -4441,7 +4376,7 @@
           <w:szCs w:val="18"/>
           <w:rtl w:val="0"/>
         </w:rPr>
-        <w:t xml:space="preserve">Figura 14. Tarjeta en la etapa Ganado. Elaboración propia.</w:t>
+        <w:t xml:space="preserve">Figura 13. Tarjeta en la etapa Ganado. Elaboración propia.</w:t>
       </w:r>
       <w:r>
         <w:rPr>
@@ -4567,7 +4502,7 @@
           <w:szCs w:val="18"/>
           <w:rtl w:val="0"/>
         </w:rPr>
-        <w:t xml:space="preserve">Figura 15. Historial de la oportunidad con los cambios de etapa. Elaboración propia.</w:t>
+        <w:t xml:space="preserve">Figura 14. Historial de la oportunidad con los cambios de etapa. Elaboración propia.</w:t>
       </w:r>
       <w:r>
         <w:rPr>
